--- a/docs/samples/Contract & Legal HQ Resources/Freelancers/[Template] BBNT - Freelancer (VN).docx
+++ b/docs/samples/Contract & Legal HQ Resources/Freelancers/[Template] BBNT - Freelancer (VN).docx
@@ -142,7 +142,7 @@
           <w:i/>
           <w:iCs/>
         </w:rPr>
-        <w:t>Căn cứ Hợp đồng dịch vụ số [SỐ HĐ] ký ngày [NGÀY KÝ HĐ] giữa hai bên (gọi tắt là "Hợp đồng");</w:t>
+        <w:t>Căn cứ Hợp đồng dịch vụ số {{contract.number}} ký ngày {{terms.signed_on}} giữa hai bên (gọi tắt là "Hợp đồng");</w:t>
       </w:r>
     </w:p>
     <w:p>
@@ -164,7 +164,7 @@
         <w:jc w:val="both"/>
       </w:pPr>
       <w:r>
-        <w:t>Hôm nay, ngày [NGÀY] tháng [THÁNG] năm [NĂM], đại diện hai bên gồm có:</w:t>
+        <w:t>Hôm nay, ngày {{today.day}} tháng {{today.month}} năm {{today.year}}, đại diện hai bên gồm có:</w:t>
       </w:r>
     </w:p>
     <w:p>
@@ -224,7 +224,7 @@
           <w:b/>
           <w:bCs/>
         </w:rPr>
-        <w:t>BÊN B: [HỌ TÊN FREELANCER]</w:t>
+        <w:t>BÊN B: {{freelancer.full_name}}</w:t>
       </w:r>
     </w:p>
     <w:p>
@@ -233,7 +233,7 @@
         <w:jc w:val="both"/>
       </w:pPr>
       <w:r>
-        <w:t>Số CMND/CCCD: [SỐ CCCD] — cấp ngày [NGÀY CẤP] tại [NƠI CẤP]</w:t>
+        <w:t>Số CMND/CCCD: {{freelancer.id_number}} — cấp ngày {{freelancer.id_issued_on}} tại {{freelancer.id_issued_at}}</w:t>
       </w:r>
     </w:p>
     <w:p>
@@ -242,7 +242,7 @@
         <w:jc w:val="both"/>
       </w:pPr>
       <w:r>
-        <w:t>Ngày sinh: [DD/MM/YYYY]</w:t>
+        <w:t>Ngày sinh: {{freelancer.date_of_birth}}</w:t>
       </w:r>
     </w:p>
     <w:p>
@@ -251,7 +251,7 @@
         <w:jc w:val="both"/>
       </w:pPr>
       <w:r>
-        <w:t>Địa chỉ thường trú: [ĐỊA CHỈ THƯỜNG TRÚ]</w:t>
+        <w:t>Địa chỉ thường trú: {{freelancer.permanent_address}}</w:t>
       </w:r>
     </w:p>
     <w:p>
@@ -260,7 +260,7 @@
         <w:jc w:val="both"/>
       </w:pPr>
       <w:r>
-        <w:t>Địa chỉ liên hệ: [ĐỊA CHỈ LIÊN HỆ]</w:t>
+        <w:t>Địa chỉ liên hệ: {{freelancer.contact_address}}</w:t>
       </w:r>
     </w:p>
     <w:p>
@@ -269,7 +269,7 @@
         <w:jc w:val="both"/>
       </w:pPr>
       <w:r>
-        <w:t>Số điện thoại: [SĐT]</w:t>
+        <w:t>Số điện thoại: {{freelancer.phone}}</w:t>
       </w:r>
     </w:p>
     <w:p>
@@ -278,7 +278,7 @@
         <w:jc w:val="both"/>
       </w:pPr>
       <w:r>
-        <w:t>Email: [EMAIL]</w:t>
+        <w:t>Email: {{freelancer.email}}</w:t>
       </w:r>
     </w:p>
     <w:p>
@@ -287,7 +287,7 @@
         <w:jc w:val="both"/>
       </w:pPr>
       <w:r>
-        <w:t>Số tài khoản ngân hàng: [STK]</w:t>
+        <w:t>Số tài khoản ngân hàng: {{freelancer.bank_account_number}}</w:t>
       </w:r>
     </w:p>
     <w:p>
@@ -296,7 +296,7 @@
         <w:jc w:val="both"/>
       </w:pPr>
       <w:r>
-        <w:t>Ngân hàng: [TÊN NGÂN HÀNG — CHI NHÁNH]</w:t>
+        <w:t>Ngân hàng: {{freelancer.bank_name}}</w:t>
       </w:r>
     </w:p>
     <w:p>
@@ -318,7 +318,7 @@
         <w:jc w:val="both"/>
       </w:pPr>
       <w:r>
-        <w:t>Sau khi thảo luận, Các Bên tiến hành nghiệm thu Hợp đồng số [SỐ HĐ] ký ngày [NGÀY KÝ HĐ] như sau:</w:t>
+        <w:t>Sau khi thảo luận, Các Bên tiến hành nghiệm thu Hợp đồng số {{contract.number}} ký ngày {{terms.signed_on}} như sau:</w:t>
       </w:r>
     </w:p>
     <w:p>
@@ -675,7 +675,7 @@
         <w:jc w:val="both"/>
       </w:pPr>
       <w:r>
-        <w:t>Số tài khoản: [STK]</w:t>
+        <w:t>Số tài khoản: {{freelancer.bank_account_number}}</w:t>
       </w:r>
     </w:p>
     <w:p>
@@ -684,7 +684,7 @@
         <w:jc w:val="both"/>
       </w:pPr>
       <w:r>
-        <w:t>Ngân hàng: [TÊN NGÂN HÀNG — CHI NHÁNH]</w:t>
+        <w:t>Ngân hàng: {{freelancer.bank_name}}</w:t>
       </w:r>
     </w:p>
     <w:p>
@@ -693,7 +693,7 @@
         <w:jc w:val="both"/>
       </w:pPr>
       <w:r>
-        <w:t>Chủ tài khoản: [HỌ TÊN FREELANCER]</w:t>
+        <w:t>Chủ tài khoản: {{freelancer.full_name}}</w:t>
       </w:r>
     </w:p>
     <w:p>
@@ -723,7 +723,7 @@
         <w:jc w:val="both"/>
       </w:pPr>
       <w:r>
-        <w:t>3.2. Bên B đã hoàn tất nghĩa vụ cung cấp đúng và đầy đủ dịch vụ cho Bên A theo Hợp đồng số [SỐ HĐ] ký ngày [NGÀY KÝ HĐ].</w:t>
+        <w:t>3.2. Bên B đã hoàn tất nghĩa vụ cung cấp đúng và đầy đủ dịch vụ cho Bên A theo Hợp đồng số {{contract.number}} ký ngày {{terms.signed_on}}.</w:t>
       </w:r>
     </w:p>
     <w:p>
@@ -741,7 +741,7 @@
         <w:jc w:val="both"/>
       </w:pPr>
       <w:r>
-        <w:t>3.4. Biên bản này có hiệu lực kể từ ngày ký và là một phần không thể tách rời của Hợp đồng số [SỐ HĐ] ký ngày [NGÀY KÝ HĐ].</w:t>
+        <w:t>3.4. Biên bản này có hiệu lực kể từ ngày ký và là một phần không thể tách rời của Hợp đồng số {{contract.number}} ký ngày {{terms.signed_on}}.</w:t>
       </w:r>
     </w:p>
     <w:p>
@@ -864,7 +864,7 @@
               <w:jc w:val="center"/>
             </w:pPr>
             <w:r>
-              <w:t>[HỌ TÊN FREELANCER]</w:t>
+              <w:t>{{freelancer.full_name}}</w:t>
             </w:r>
           </w:p>
         </w:tc>

--- a/docs/samples/Contract & Legal HQ Resources/Freelancers/[Template] BBNT - Freelancer (VN).docx
+++ b/docs/samples/Contract & Legal HQ Resources/Freelancers/[Template] BBNT - Freelancer (VN).docx
@@ -530,7 +530,7 @@
               <w:jc w:val="right"/>
             </w:pPr>
             <w:r>
-              <w:t>[TỔNG GIÁ TRỊ HỢP ĐỒNG]</w:t>
+              <w:t>{{fee.gross}}</w:t>
             </w:r>
           </w:p>
         </w:tc>
@@ -577,7 +577,7 @@
               <w:jc w:val="right"/>
             </w:pPr>
             <w:r>
-              <w:t>[SỐ TIỀN TNCN]</w:t>
+              <w:t>{{fee.tax}}</w:t>
             </w:r>
           </w:p>
         </w:tc>
@@ -632,7 +632,7 @@
                 <w:b/>
                 <w:bCs/>
               </w:rPr>
-              <w:t>[SỐ TIỀN CÒN LẠI]</w:t>
+              <w:t>{{fee.net}}</w:t>
             </w:r>
           </w:p>
         </w:tc>
@@ -654,10 +654,10 @@
           <w:b/>
           <w:bCs/>
         </w:rPr>
-        <w:t xml:space="preserve">2.2. Hình thức thanh toán: </w:t>
-      </w:r>
-      <w:r>
-        <w:t>Bên A thanh toán số tiền [SỐ TIỀN CÒN LẠI] VNĐ (Bằng chữ: [SỐ TIỀN BẰNG CHỮ]) cho Bên B trong vòng 15 ngày kể từ ngày hai bên ký Biên bản nghiệm thu này và nhận đầy đủ chứng từ hợp lệ.</w:t>
+        <w:t xml:space="preserve">2.2. Hình thức thanh toán: Bên A thanh toán số tiền {{fee.net}} VNĐ (Bằng chữ: {{fee.net_in_words}}) cho Bên B trong vòng 15 ngày kể từ ngày hai bên ký Biên bản nghiệm thu này và nhận đầy đủ chứng từ hợp lệ.</w:t>
+      </w:r>
+      <w:r>
+        <w:t/>
       </w:r>
     </w:p>
     <w:p>

--- a/docs/samples/Contract & Legal HQ Resources/Freelancers/[Template] BBNT - Freelancer (VN).docx
+++ b/docs/samples/Contract & Legal HQ Resources/Freelancers/[Template] BBNT - Freelancer (VN).docx
@@ -129,7 +129,7 @@
           <w:i/>
           <w:iCs/>
         </w:rPr>
-        <w:t>Số: [SỐ BBNT]</w:t>
+        <w:t>Số: {{contract.number}}</w:t>
       </w:r>
     </w:p>
     <w:p>
@@ -142,7 +142,7 @@
           <w:i/>
           <w:iCs/>
         </w:rPr>
-        <w:t>Căn cứ Hợp đồng dịch vụ số {{contract.number}} ký ngày {{terms.signed_on}} giữa hai bên (gọi tắt là "Hợp đồng");</w:t>
+        <w:t>Căn cứ Hợp đồng dịch vụ số {{contract.parent_number}} ký ngày {{terms.signed_on}} giữa hai bên (gọi tắt là "Hợp đồng");</w:t>
       </w:r>
     </w:p>
     <w:p>
@@ -318,7 +318,7 @@
         <w:jc w:val="both"/>
       </w:pPr>
       <w:r>
-        <w:t>Sau khi thảo luận, Các Bên tiến hành nghiệm thu Hợp đồng số {{contract.number}} ký ngày {{terms.signed_on}} như sau:</w:t>
+        <w:t>Sau khi thảo luận, Các Bên tiến hành nghiệm thu Hợp đồng số {{contract.parent_number}} ký ngày {{terms.signed_on}} như sau:</w:t>
       </w:r>
     </w:p>
     <w:p>
@@ -723,7 +723,7 @@
         <w:jc w:val="both"/>
       </w:pPr>
       <w:r>
-        <w:t>3.2. Bên B đã hoàn tất nghĩa vụ cung cấp đúng và đầy đủ dịch vụ cho Bên A theo Hợp đồng số {{contract.number}} ký ngày {{terms.signed_on}}.</w:t>
+        <w:t>3.2. Bên B đã hoàn tất nghĩa vụ cung cấp đúng và đầy đủ dịch vụ cho Bên A theo Hợp đồng số {{contract.parent_number}} ký ngày {{terms.signed_on}}.</w:t>
       </w:r>
     </w:p>
     <w:p>
@@ -741,7 +741,7 @@
         <w:jc w:val="both"/>
       </w:pPr>
       <w:r>
-        <w:t>3.4. Biên bản này có hiệu lực kể từ ngày ký và là một phần không thể tách rời của Hợp đồng số {{contract.number}} ký ngày {{terms.signed_on}}.</w:t>
+        <w:t>3.4. Biên bản này có hiệu lực kể từ ngày ký và là một phần không thể tách rời của Hợp đồng số {{contract.parent_number}} ký ngày {{terms.signed_on}}.</w:t>
       </w:r>
     </w:p>
     <w:p>
